--- a/tillsyn/A 22043-2025 tillsynsbegäran.docx
+++ b/tillsyn/A 22043-2025 tillsynsbegäran.docx
@@ -218,7 +218,7 @@
     <w:r>
       <w:tab/>
       <w:tab/>
-      <w:t>2025-05-09</w:t>
+      <w:t>2025-05-10</w:t>
       <w:br/>
       <w:br/>
     </w:r>

--- a/tillsyn/A 22043-2025 tillsynsbegäran.docx
+++ b/tillsyn/A 22043-2025 tillsynsbegäran.docx
@@ -218,7 +218,7 @@
     <w:r>
       <w:tab/>
       <w:tab/>
-      <w:t>2025-05-10</w:t>
+      <w:t>2025-05-11</w:t>
       <w:br/>
       <w:br/>
     </w:r>

--- a/tillsyn/A 22043-2025 tillsynsbegäran.docx
+++ b/tillsyn/A 22043-2025 tillsynsbegäran.docx
@@ -218,7 +218,7 @@
     <w:r>
       <w:tab/>
       <w:tab/>
-      <w:t>2025-05-11</w:t>
+      <w:t>2025-05-12</w:t>
       <w:br/>
       <w:br/>
     </w:r>

--- a/tillsyn/A 22043-2025 tillsynsbegäran.docx
+++ b/tillsyn/A 22043-2025 tillsynsbegäran.docx
@@ -218,7 +218,7 @@
     <w:r>
       <w:tab/>
       <w:tab/>
-      <w:t>2025-05-12</w:t>
+      <w:t>2025-05-13</w:t>
       <w:br/>
       <w:br/>
     </w:r>

--- a/tillsyn/A 22043-2025 tillsynsbegäran.docx
+++ b/tillsyn/A 22043-2025 tillsynsbegäran.docx
@@ -218,7 +218,7 @@
     <w:r>
       <w:tab/>
       <w:tab/>
-      <w:t>2025-05-13</w:t>
+      <w:t>2025-05-14</w:t>
       <w:br/>
       <w:br/>
     </w:r>

--- a/tillsyn/A 22043-2025 tillsynsbegäran.docx
+++ b/tillsyn/A 22043-2025 tillsynsbegäran.docx
@@ -218,7 +218,7 @@
     <w:r>
       <w:tab/>
       <w:tab/>
-      <w:t>2025-05-14</w:t>
+      <w:t>2025-05-15</w:t>
       <w:br/>
       <w:br/>
     </w:r>

--- a/tillsyn/A 22043-2025 tillsynsbegäran.docx
+++ b/tillsyn/A 22043-2025 tillsynsbegäran.docx
@@ -218,7 +218,7 @@
     <w:r>
       <w:tab/>
       <w:tab/>
-      <w:t>2025-05-15</w:t>
+      <w:t>2025-05-16</w:t>
       <w:br/>
       <w:br/>
     </w:r>

--- a/tillsyn/A 22043-2025 tillsynsbegäran.docx
+++ b/tillsyn/A 22043-2025 tillsynsbegäran.docx
@@ -218,7 +218,7 @@
     <w:r>
       <w:tab/>
       <w:tab/>
-      <w:t>2025-05-16</w:t>
+      <w:t>2025-05-17</w:t>
       <w:br/>
       <w:br/>
     </w:r>

--- a/tillsyn/A 22043-2025 tillsynsbegäran.docx
+++ b/tillsyn/A 22043-2025 tillsynsbegäran.docx
@@ -218,7 +218,7 @@
     <w:r>
       <w:tab/>
       <w:tab/>
-      <w:t>2025-05-17</w:t>
+      <w:t>2025-05-18</w:t>
       <w:br/>
       <w:br/>
     </w:r>

--- a/tillsyn/A 22043-2025 tillsynsbegäran.docx
+++ b/tillsyn/A 22043-2025 tillsynsbegäran.docx
@@ -218,7 +218,7 @@
     <w:r>
       <w:tab/>
       <w:tab/>
-      <w:t>2025-05-18</w:t>
+      <w:t>2025-05-19</w:t>
       <w:br/>
       <w:br/>
     </w:r>

--- a/tillsyn/A 22043-2025 tillsynsbegäran.docx
+++ b/tillsyn/A 22043-2025 tillsynsbegäran.docx
@@ -218,7 +218,7 @@
     <w:r>
       <w:tab/>
       <w:tab/>
-      <w:t>2025-05-19</w:t>
+      <w:t>2025-05-20</w:t>
       <w:br/>
       <w:br/>
     </w:r>

--- a/tillsyn/A 22043-2025 tillsynsbegäran.docx
+++ b/tillsyn/A 22043-2025 tillsynsbegäran.docx
@@ -218,7 +218,7 @@
     <w:r>
       <w:tab/>
       <w:tab/>
-      <w:t>2025-05-20</w:t>
+      <w:t>2025-05-21</w:t>
       <w:br/>
       <w:br/>
     </w:r>

--- a/tillsyn/A 22043-2025 tillsynsbegäran.docx
+++ b/tillsyn/A 22043-2025 tillsynsbegäran.docx
@@ -218,7 +218,7 @@
     <w:r>
       <w:tab/>
       <w:tab/>
-      <w:t>2025-05-21</w:t>
+      <w:t>2025-05-22</w:t>
       <w:br/>
       <w:br/>
     </w:r>

--- a/tillsyn/A 22043-2025 tillsynsbegäran.docx
+++ b/tillsyn/A 22043-2025 tillsynsbegäran.docx
@@ -218,7 +218,7 @@
     <w:r>
       <w:tab/>
       <w:tab/>
-      <w:t>2025-05-22</w:t>
+      <w:t>2025-05-23</w:t>
       <w:br/>
       <w:br/>
     </w:r>

--- a/tillsyn/A 22043-2025 tillsynsbegäran.docx
+++ b/tillsyn/A 22043-2025 tillsynsbegäran.docx
@@ -218,7 +218,7 @@
     <w:r>
       <w:tab/>
       <w:tab/>
-      <w:t>2025-05-23</w:t>
+      <w:t>2025-05-24</w:t>
       <w:br/>
       <w:br/>
     </w:r>

--- a/tillsyn/A 22043-2025 tillsynsbegäran.docx
+++ b/tillsyn/A 22043-2025 tillsynsbegäran.docx
@@ -218,7 +218,7 @@
     <w:r>
       <w:tab/>
       <w:tab/>
-      <w:t>2025-05-24</w:t>
+      <w:t>2025-05-25</w:t>
       <w:br/>
       <w:br/>
     </w:r>

--- a/tillsyn/A 22043-2025 tillsynsbegäran.docx
+++ b/tillsyn/A 22043-2025 tillsynsbegäran.docx
@@ -218,7 +218,7 @@
     <w:r>
       <w:tab/>
       <w:tab/>
-      <w:t>2025-05-25</w:t>
+      <w:t>2025-05-26</w:t>
       <w:br/>
       <w:br/>
     </w:r>

--- a/tillsyn/A 22043-2025 tillsynsbegäran.docx
+++ b/tillsyn/A 22043-2025 tillsynsbegäran.docx
@@ -218,7 +218,7 @@
     <w:r>
       <w:tab/>
       <w:tab/>
-      <w:t>2025-05-26</w:t>
+      <w:t>2025-05-27</w:t>
       <w:br/>
       <w:br/>
     </w:r>

--- a/tillsyn/A 22043-2025 tillsynsbegäran.docx
+++ b/tillsyn/A 22043-2025 tillsynsbegäran.docx
@@ -218,7 +218,7 @@
     <w:r>
       <w:tab/>
       <w:tab/>
-      <w:t>2025-05-27</w:t>
+      <w:t>2025-05-30</w:t>
       <w:br/>
       <w:br/>
     </w:r>

--- a/tillsyn/A 22043-2025 tillsynsbegäran.docx
+++ b/tillsyn/A 22043-2025 tillsynsbegäran.docx
@@ -218,7 +218,7 @@
     <w:r>
       <w:tab/>
       <w:tab/>
-      <w:t>2025-05-30</w:t>
+      <w:t>2025-06-01</w:t>
       <w:br/>
       <w:br/>
     </w:r>

--- a/tillsyn/A 22043-2025 tillsynsbegäran.docx
+++ b/tillsyn/A 22043-2025 tillsynsbegäran.docx
@@ -218,7 +218,7 @@
     <w:r>
       <w:tab/>
       <w:tab/>
-      <w:t>2025-06-01</w:t>
+      <w:t>2025-06-02</w:t>
       <w:br/>
       <w:br/>
     </w:r>

--- a/tillsyn/A 22043-2025 tillsynsbegäran.docx
+++ b/tillsyn/A 22043-2025 tillsynsbegäran.docx
@@ -218,7 +218,7 @@
     <w:r>
       <w:tab/>
       <w:tab/>
-      <w:t>2025-06-02</w:t>
+      <w:t>2025-06-03</w:t>
       <w:br/>
       <w:br/>
     </w:r>

--- a/tillsyn/A 22043-2025 tillsynsbegäran.docx
+++ b/tillsyn/A 22043-2025 tillsynsbegäran.docx
@@ -218,7 +218,7 @@
     <w:r>
       <w:tab/>
       <w:tab/>
-      <w:t>2025-06-03</w:t>
+      <w:t>2025-06-04</w:t>
       <w:br/>
       <w:br/>
     </w:r>

--- a/tillsyn/A 22043-2025 tillsynsbegäran.docx
+++ b/tillsyn/A 22043-2025 tillsynsbegäran.docx
@@ -218,7 +218,7 @@
     <w:r>
       <w:tab/>
       <w:tab/>
-      <w:t>2025-06-04</w:t>
+      <w:t>2025-06-05</w:t>
       <w:br/>
       <w:br/>
     </w:r>

--- a/tillsyn/A 22043-2025 tillsynsbegäran.docx
+++ b/tillsyn/A 22043-2025 tillsynsbegäran.docx
@@ -218,7 +218,7 @@
     <w:r>
       <w:tab/>
       <w:tab/>
-      <w:t>2025-06-05</w:t>
+      <w:t>2025-06-13</w:t>
       <w:br/>
       <w:br/>
     </w:r>

--- a/tillsyn/A 22043-2025 tillsynsbegäran.docx
+++ b/tillsyn/A 22043-2025 tillsynsbegäran.docx
@@ -218,7 +218,7 @@
     <w:r>
       <w:tab/>
       <w:tab/>
-      <w:t>2025-06-13</w:t>
+      <w:t>2025-06-15</w:t>
       <w:br/>
       <w:br/>
     </w:r>

--- a/tillsyn/A 22043-2025 tillsynsbegäran.docx
+++ b/tillsyn/A 22043-2025 tillsynsbegäran.docx
@@ -218,7 +218,7 @@
     <w:r>
       <w:tab/>
       <w:tab/>
-      <w:t>2025-06-15</w:t>
+      <w:t>2025-06-16</w:t>
       <w:br/>
       <w:br/>
     </w:r>

--- a/tillsyn/A 22043-2025 tillsynsbegäran.docx
+++ b/tillsyn/A 22043-2025 tillsynsbegäran.docx
@@ -218,7 +218,7 @@
     <w:r>
       <w:tab/>
       <w:tab/>
-      <w:t>2025-06-16</w:t>
+      <w:t>2025-06-17</w:t>
       <w:br/>
       <w:br/>
     </w:r>

--- a/tillsyn/A 22043-2025 tillsynsbegäran.docx
+++ b/tillsyn/A 22043-2025 tillsynsbegäran.docx
@@ -218,7 +218,7 @@
     <w:r>
       <w:tab/>
       <w:tab/>
-      <w:t>2025-06-17</w:t>
+      <w:t>2025-06-18</w:t>
       <w:br/>
       <w:br/>
     </w:r>

--- a/tillsyn/A 22043-2025 tillsynsbegäran.docx
+++ b/tillsyn/A 22043-2025 tillsynsbegäran.docx
@@ -218,7 +218,7 @@
     <w:r>
       <w:tab/>
       <w:tab/>
-      <w:t>2025-06-18</w:t>
+      <w:t>2025-06-19</w:t>
       <w:br/>
       <w:br/>
     </w:r>

--- a/tillsyn/A 22043-2025 tillsynsbegäran.docx
+++ b/tillsyn/A 22043-2025 tillsynsbegäran.docx
@@ -218,7 +218,7 @@
     <w:r>
       <w:tab/>
       <w:tab/>
-      <w:t>2025-06-19</w:t>
+      <w:t>2025-06-20</w:t>
       <w:br/>
       <w:br/>
     </w:r>

--- a/tillsyn/A 22043-2025 tillsynsbegäran.docx
+++ b/tillsyn/A 22043-2025 tillsynsbegäran.docx
@@ -218,7 +218,7 @@
     <w:r>
       <w:tab/>
       <w:tab/>
-      <w:t>2025-06-20</w:t>
+      <w:t>2025-06-21</w:t>
       <w:br/>
       <w:br/>
     </w:r>

--- a/tillsyn/A 22043-2025 tillsynsbegäran.docx
+++ b/tillsyn/A 22043-2025 tillsynsbegäran.docx
@@ -218,7 +218,7 @@
     <w:r>
       <w:tab/>
       <w:tab/>
-      <w:t>2025-06-21</w:t>
+      <w:t>2025-06-22</w:t>
       <w:br/>
       <w:br/>
     </w:r>

--- a/tillsyn/A 22043-2025 tillsynsbegäran.docx
+++ b/tillsyn/A 22043-2025 tillsynsbegäran.docx
@@ -218,7 +218,7 @@
     <w:r>
       <w:tab/>
       <w:tab/>
-      <w:t>2025-06-22</w:t>
+      <w:t>2025-06-23</w:t>
       <w:br/>
       <w:br/>
     </w:r>

--- a/tillsyn/A 22043-2025 tillsynsbegäran.docx
+++ b/tillsyn/A 22043-2025 tillsynsbegäran.docx
@@ -218,7 +218,7 @@
     <w:r>
       <w:tab/>
       <w:tab/>
-      <w:t>2025-06-23</w:t>
+      <w:t>2025-06-24</w:t>
       <w:br/>
       <w:br/>
     </w:r>

--- a/tillsyn/A 22043-2025 tillsynsbegäran.docx
+++ b/tillsyn/A 22043-2025 tillsynsbegäran.docx
@@ -218,7 +218,7 @@
     <w:r>
       <w:tab/>
       <w:tab/>
-      <w:t>2025-06-24</w:t>
+      <w:t>2025-06-25</w:t>
       <w:br/>
       <w:br/>
     </w:r>

--- a/tillsyn/A 22043-2025 tillsynsbegäran.docx
+++ b/tillsyn/A 22043-2025 tillsynsbegäran.docx
@@ -218,7 +218,7 @@
     <w:r>
       <w:tab/>
       <w:tab/>
-      <w:t>2025-06-25</w:t>
+      <w:t>2025-06-26</w:t>
       <w:br/>
       <w:br/>
     </w:r>

--- a/tillsyn/A 22043-2025 tillsynsbegäran.docx
+++ b/tillsyn/A 22043-2025 tillsynsbegäran.docx
@@ -218,7 +218,7 @@
     <w:r>
       <w:tab/>
       <w:tab/>
-      <w:t>2025-06-26</w:t>
+      <w:t>2025-06-27</w:t>
       <w:br/>
       <w:br/>
     </w:r>

--- a/tillsyn/A 22043-2025 tillsynsbegäran.docx
+++ b/tillsyn/A 22043-2025 tillsynsbegäran.docx
@@ -218,7 +218,7 @@
     <w:r>
       <w:tab/>
       <w:tab/>
-      <w:t>2025-06-27</w:t>
+      <w:t>2025-06-28</w:t>
       <w:br/>
       <w:br/>
     </w:r>

--- a/tillsyn/A 22043-2025 tillsynsbegäran.docx
+++ b/tillsyn/A 22043-2025 tillsynsbegäran.docx
@@ -218,7 +218,7 @@
     <w:r>
       <w:tab/>
       <w:tab/>
-      <w:t>2025-06-28</w:t>
+      <w:t>2025-06-29</w:t>
       <w:br/>
       <w:br/>
     </w:r>

--- a/tillsyn/A 22043-2025 tillsynsbegäran.docx
+++ b/tillsyn/A 22043-2025 tillsynsbegäran.docx
@@ -218,7 +218,7 @@
     <w:r>
       <w:tab/>
       <w:tab/>
-      <w:t>2025-06-29</w:t>
+      <w:t>2025-06-30</w:t>
       <w:br/>
       <w:br/>
     </w:r>

--- a/tillsyn/A 22043-2025 tillsynsbegäran.docx
+++ b/tillsyn/A 22043-2025 tillsynsbegäran.docx
@@ -218,7 +218,7 @@
     <w:r>
       <w:tab/>
       <w:tab/>
-      <w:t>2025-06-30</w:t>
+      <w:t>2025-07-01</w:t>
       <w:br/>
       <w:br/>
     </w:r>

--- a/tillsyn/A 22043-2025 tillsynsbegäran.docx
+++ b/tillsyn/A 22043-2025 tillsynsbegäran.docx
@@ -218,7 +218,7 @@
     <w:r>
       <w:tab/>
       <w:tab/>
-      <w:t>2025-07-01</w:t>
+      <w:t>2025-07-02</w:t>
       <w:br/>
       <w:br/>
     </w:r>

--- a/tillsyn/A 22043-2025 tillsynsbegäran.docx
+++ b/tillsyn/A 22043-2025 tillsynsbegäran.docx
@@ -218,7 +218,7 @@
     <w:r>
       <w:tab/>
       <w:tab/>
-      <w:t>2025-07-02</w:t>
+      <w:t>2025-07-03</w:t>
       <w:br/>
       <w:br/>
     </w:r>

--- a/tillsyn/A 22043-2025 tillsynsbegäran.docx
+++ b/tillsyn/A 22043-2025 tillsynsbegäran.docx
@@ -218,7 +218,7 @@
     <w:r>
       <w:tab/>
       <w:tab/>
-      <w:t>2025-07-03</w:t>
+      <w:t>2025-07-04</w:t>
       <w:br/>
       <w:br/>
     </w:r>

--- a/tillsyn/A 22043-2025 tillsynsbegäran.docx
+++ b/tillsyn/A 22043-2025 tillsynsbegäran.docx
@@ -218,7 +218,7 @@
     <w:r>
       <w:tab/>
       <w:tab/>
-      <w:t>2025-07-04</w:t>
+      <w:t>2025-07-05</w:t>
       <w:br/>
       <w:br/>
     </w:r>

--- a/tillsyn/A 22043-2025 tillsynsbegäran.docx
+++ b/tillsyn/A 22043-2025 tillsynsbegäran.docx
@@ -218,7 +218,7 @@
     <w:r>
       <w:tab/>
       <w:tab/>
-      <w:t>2025-07-05</w:t>
+      <w:t>2025-07-06</w:t>
       <w:br/>
       <w:br/>
     </w:r>

--- a/tillsyn/A 22043-2025 tillsynsbegäran.docx
+++ b/tillsyn/A 22043-2025 tillsynsbegäran.docx
@@ -218,7 +218,7 @@
     <w:r>
       <w:tab/>
       <w:tab/>
-      <w:t>2025-07-06</w:t>
+      <w:t>2025-07-07</w:t>
       <w:br/>
       <w:br/>
     </w:r>

--- a/tillsyn/A 22043-2025 tillsynsbegäran.docx
+++ b/tillsyn/A 22043-2025 tillsynsbegäran.docx
@@ -218,7 +218,7 @@
     <w:r>
       <w:tab/>
       <w:tab/>
-      <w:t>2025-07-07</w:t>
+      <w:t>2025-07-08</w:t>
       <w:br/>
       <w:br/>
     </w:r>

--- a/tillsyn/A 22043-2025 tillsynsbegäran.docx
+++ b/tillsyn/A 22043-2025 tillsynsbegäran.docx
@@ -7,7 +7,7 @@
         <w:pStyle w:val="Title"/>
       </w:pPr>
       <w:r>
-        <w:t>Tillsynsbegäran – information om höga naturvärden i avverkningsanmälan A 22043-2025 i Mönsterås kommun</w:t>
+        <w:t>Tillsynsbegäran – information om höga naturvärden och fridlysta arter i avverkningsanmälan A 22043-2025 i Mönsterås kommun</w:t>
       </w:r>
     </w:p>
     <w:p>
@@ -22,7 +22,7 @@
     </w:p>
     <w:p>
       <w:r>
-        <w:t>Nedan beskrivs fynd av naturvårdsarter som gjorts i det avverkningsanmälda området.</w:t>
+        <w:t>Nedan beskrivs fynd av naturvårdsarter och fridlysta arter som gjorts i det avverkningsanmälda området.</w:t>
       </w:r>
     </w:p>
     <w:p>
@@ -35,7 +35,7 @@
     </w:p>
     <w:p>
       <w:r>
-        <w:t>I avverkningsanmälan har följande 1 naturvårdsarter hittats: igelkott (NT). Av dessa är 1 rödlistade. För rödlistade arter har rödlistekategorin angivits inom parentes.</w:t>
+        <w:t>I avverkningsanmälan har följande 2 naturvårdsarter hittats: igelkott (NT) och fläcknycklar (§8). Av dessa är 1 rödlistade. För rödlistade arter har rödlistekategorin angivits inom parentes. För fridlysta arter anges även paragrafen i Artskyddsförordningen som arten är fridlyst enligt.</w:t>
       </w:r>
     </w:p>
     <w:p>
@@ -90,6 +90,19 @@
         <w:t>Figur 1. Fyndplatser för naturvårdsarter i det avverkningsanmälda området (röd linje). Markörer utan svart kant är placerade på fyndplatsen. Markörer med svart kant är placerade vid sidan av fyndplatsen och har ett svart streck som visar fyndplatsens exakta position. Kartans mittpunktskoordinat är N 6325441, E 589829 i SWEREF 99 TM.</w:t>
       </w:r>
     </w:p>
+    <w:p>
+      <w:pPr>
+        <w:pStyle w:val="Heading1"/>
+      </w:pPr>
+      <w:r>
+        <w:t>Fridlysta arter</w:t>
+      </w:r>
+    </w:p>
+    <w:p>
+      <w:r>
+        <w:t>Följande fridlysta arter har sina livsmiljöer och växtplatser i den avverkningsanmälda skogen: fläcknycklar (§8).</w:t>
+      </w:r>
+    </w:p>
     <w:sectPr>
       <w:headerReference w:type="even" r:id="rId8"/>
       <w:headerReference w:type="default" r:id="rId9"/>
@@ -218,7 +231,7 @@
     <w:r>
       <w:tab/>
       <w:tab/>
-      <w:t>2025-07-08</w:t>
+      <w:t>2025-07-09</w:t>
       <w:br/>
       <w:br/>
     </w:r>

--- a/tillsyn/A 22043-2025 tillsynsbegäran.docx
+++ b/tillsyn/A 22043-2025 tillsynsbegäran.docx
@@ -231,7 +231,7 @@
     <w:r>
       <w:tab/>
       <w:tab/>
-      <w:t>2025-07-09</w:t>
+      <w:t>2025-07-11</w:t>
       <w:br/>
       <w:br/>
     </w:r>

--- a/tillsyn/A 22043-2025 tillsynsbegäran.docx
+++ b/tillsyn/A 22043-2025 tillsynsbegäran.docx
@@ -231,7 +231,7 @@
     <w:r>
       <w:tab/>
       <w:tab/>
-      <w:t>2025-07-11</w:t>
+      <w:t>2025-07-12</w:t>
       <w:br/>
       <w:br/>
     </w:r>

--- a/tillsyn/A 22043-2025 tillsynsbegäran.docx
+++ b/tillsyn/A 22043-2025 tillsynsbegäran.docx
@@ -231,7 +231,7 @@
     <w:r>
       <w:tab/>
       <w:tab/>
-      <w:t>2025-07-12</w:t>
+      <w:t>2025-07-13</w:t>
       <w:br/>
       <w:br/>
     </w:r>

--- a/tillsyn/A 22043-2025 tillsynsbegäran.docx
+++ b/tillsyn/A 22043-2025 tillsynsbegäran.docx
@@ -231,7 +231,7 @@
     <w:r>
       <w:tab/>
       <w:tab/>
-      <w:t>2025-07-13</w:t>
+      <w:t>2025-07-14</w:t>
       <w:br/>
       <w:br/>
     </w:r>

--- a/tillsyn/A 22043-2025 tillsynsbegäran.docx
+++ b/tillsyn/A 22043-2025 tillsynsbegäran.docx
@@ -231,7 +231,7 @@
     <w:r>
       <w:tab/>
       <w:tab/>
-      <w:t>2025-08-06</w:t>
+      <w:t>2025-08-09</w:t>
       <w:br/>
       <w:br/>
     </w:r>

--- a/tillsyn/A 22043-2025 tillsynsbegäran.docx
+++ b/tillsyn/A 22043-2025 tillsynsbegäran.docx
@@ -12,7 +12,7 @@
     </w:p>
     <w:p>
       <w:r>
-        <w:t>Detta dokument behandlar höga naturvärden i avverkningsanmälan A 22043-2025 i Mönsterås kommun. Denna avverkningsanmälan inkom 2025-05-08 och omfattar 2,4 ha.</w:t>
+        <w:t>Detta dokument behandlar höga naturvärden i avverkningsanmälan A 22043-2025 i Mönsterås kommun. Denna avverkningsanmälan inkom 2025-05-08 08:04:32 och omfattar 2,4 ha.</w:t>
       </w:r>
     </w:p>
     <w:p>

--- a/tillsyn/A 22043-2025 tillsynsbegäran.docx
+++ b/tillsyn/A 22043-2025 tillsynsbegäran.docx
@@ -231,7 +231,7 @@
     <w:r>
       <w:tab/>
       <w:tab/>
-      <w:t>2025-08-09</w:t>
+      <w:t>2025-08-10</w:t>
       <w:br/>
       <w:br/>
     </w:r>

--- a/tillsyn/A 22043-2025 tillsynsbegäran.docx
+++ b/tillsyn/A 22043-2025 tillsynsbegäran.docx
@@ -231,7 +231,7 @@
     <w:r>
       <w:tab/>
       <w:tab/>
-      <w:t>2025-08-10</w:t>
+      <w:t>2025-08-11</w:t>
       <w:br/>
       <w:br/>
     </w:r>

--- a/tillsyn/A 22043-2025 tillsynsbegäran.docx
+++ b/tillsyn/A 22043-2025 tillsynsbegäran.docx
@@ -231,7 +231,7 @@
     <w:r>
       <w:tab/>
       <w:tab/>
-      <w:t>2025-08-11</w:t>
+      <w:t>2025-08-12</w:t>
       <w:br/>
       <w:br/>
     </w:r>

--- a/tillsyn/A 22043-2025 tillsynsbegäran.docx
+++ b/tillsyn/A 22043-2025 tillsynsbegäran.docx
@@ -231,7 +231,7 @@
     <w:r>
       <w:tab/>
       <w:tab/>
-      <w:t>2025-08-12</w:t>
+      <w:t>2025-08-13</w:t>
       <w:br/>
       <w:br/>
     </w:r>

--- a/tillsyn/A 22043-2025 tillsynsbegäran.docx
+++ b/tillsyn/A 22043-2025 tillsynsbegäran.docx
@@ -231,7 +231,7 @@
     <w:r>
       <w:tab/>
       <w:tab/>
-      <w:t>2025-08-13</w:t>
+      <w:t>2025-08-14</w:t>
       <w:br/>
       <w:br/>
     </w:r>

--- a/tillsyn/A 22043-2025 tillsynsbegäran.docx
+++ b/tillsyn/A 22043-2025 tillsynsbegäran.docx
@@ -231,7 +231,7 @@
     <w:r>
       <w:tab/>
       <w:tab/>
-      <w:t>2025-08-14</w:t>
+      <w:t>2025-08-15</w:t>
       <w:br/>
       <w:br/>
     </w:r>

--- a/tillsyn/A 22043-2025 tillsynsbegäran.docx
+++ b/tillsyn/A 22043-2025 tillsynsbegäran.docx
@@ -231,7 +231,7 @@
     <w:r>
       <w:tab/>
       <w:tab/>
-      <w:t>2025-08-15</w:t>
+      <w:t>2025-08-16</w:t>
       <w:br/>
       <w:br/>
     </w:r>

--- a/tillsyn/A 22043-2025 tillsynsbegäran.docx
+++ b/tillsyn/A 22043-2025 tillsynsbegäran.docx
@@ -231,7 +231,7 @@
     <w:r>
       <w:tab/>
       <w:tab/>
-      <w:t>2025-08-16</w:t>
+      <w:t>2025-08-17</w:t>
       <w:br/>
       <w:br/>
     </w:r>

--- a/tillsyn/A 22043-2025 tillsynsbegäran.docx
+++ b/tillsyn/A 22043-2025 tillsynsbegäran.docx
@@ -231,7 +231,7 @@
     <w:r>
       <w:tab/>
       <w:tab/>
-      <w:t>2025-08-17</w:t>
+      <w:t>2025-08-18</w:t>
       <w:br/>
       <w:br/>
     </w:r>

--- a/tillsyn/A 22043-2025 tillsynsbegäran.docx
+++ b/tillsyn/A 22043-2025 tillsynsbegäran.docx
@@ -231,7 +231,7 @@
     <w:r>
       <w:tab/>
       <w:tab/>
-      <w:t>2025-08-18</w:t>
+      <w:t>2025-08-19</w:t>
       <w:br/>
       <w:br/>
     </w:r>

--- a/tillsyn/A 22043-2025 tillsynsbegäran.docx
+++ b/tillsyn/A 22043-2025 tillsynsbegäran.docx
@@ -231,7 +231,7 @@
     <w:r>
       <w:tab/>
       <w:tab/>
-      <w:t>2025-08-19</w:t>
+      <w:t>2025-08-20</w:t>
       <w:br/>
       <w:br/>
     </w:r>

--- a/tillsyn/A 22043-2025 tillsynsbegäran.docx
+++ b/tillsyn/A 22043-2025 tillsynsbegäran.docx
@@ -231,7 +231,7 @@
     <w:r>
       <w:tab/>
       <w:tab/>
-      <w:t>2025-08-20</w:t>
+      <w:t>2025-08-21</w:t>
       <w:br/>
       <w:br/>
     </w:r>

--- a/tillsyn/A 22043-2025 tillsynsbegäran.docx
+++ b/tillsyn/A 22043-2025 tillsynsbegäran.docx
@@ -231,7 +231,7 @@
     <w:r>
       <w:tab/>
       <w:tab/>
-      <w:t>2025-08-21</w:t>
+      <w:t>2025-08-22</w:t>
       <w:br/>
       <w:br/>
     </w:r>

--- a/tillsyn/A 22043-2025 tillsynsbegäran.docx
+++ b/tillsyn/A 22043-2025 tillsynsbegäran.docx
@@ -231,7 +231,7 @@
     <w:r>
       <w:tab/>
       <w:tab/>
-      <w:t>2025-08-22</w:t>
+      <w:t>2025-08-23</w:t>
       <w:br/>
       <w:br/>
     </w:r>

--- a/tillsyn/A 22043-2025 tillsynsbegäran.docx
+++ b/tillsyn/A 22043-2025 tillsynsbegäran.docx
@@ -231,7 +231,7 @@
     <w:r>
       <w:tab/>
       <w:tab/>
-      <w:t>2025-08-23</w:t>
+      <w:t>2025-08-24</w:t>
       <w:br/>
       <w:br/>
     </w:r>

--- a/tillsyn/A 22043-2025 tillsynsbegäran.docx
+++ b/tillsyn/A 22043-2025 tillsynsbegäran.docx
@@ -231,7 +231,7 @@
     <w:r>
       <w:tab/>
       <w:tab/>
-      <w:t>2025-08-24</w:t>
+      <w:t>2025-08-25</w:t>
       <w:br/>
       <w:br/>
     </w:r>

--- a/tillsyn/A 22043-2025 tillsynsbegäran.docx
+++ b/tillsyn/A 22043-2025 tillsynsbegäran.docx
@@ -231,7 +231,7 @@
     <w:r>
       <w:tab/>
       <w:tab/>
-      <w:t>2025-08-25</w:t>
+      <w:t>2025-08-26</w:t>
       <w:br/>
       <w:br/>
     </w:r>

--- a/tillsyn/A 22043-2025 tillsynsbegäran.docx
+++ b/tillsyn/A 22043-2025 tillsynsbegäran.docx
@@ -231,7 +231,7 @@
     <w:r>
       <w:tab/>
       <w:tab/>
-      <w:t>2025-08-26</w:t>
+      <w:t>2025-08-30</w:t>
       <w:br/>
       <w:br/>
     </w:r>

--- a/tillsyn/A 22043-2025 tillsynsbegäran.docx
+++ b/tillsyn/A 22043-2025 tillsynsbegäran.docx
@@ -231,7 +231,7 @@
     <w:r>
       <w:tab/>
       <w:tab/>
-      <w:t>2025-08-30</w:t>
+      <w:t>2025-08-31</w:t>
       <w:br/>
       <w:br/>
     </w:r>

--- a/tillsyn/A 22043-2025 tillsynsbegäran.docx
+++ b/tillsyn/A 22043-2025 tillsynsbegäran.docx
@@ -231,7 +231,7 @@
     <w:r>
       <w:tab/>
       <w:tab/>
-      <w:t>2025-08-31</w:t>
+      <w:t>2025-09-01</w:t>
       <w:br/>
       <w:br/>
     </w:r>

--- a/tillsyn/A 22043-2025 tillsynsbegäran.docx
+++ b/tillsyn/A 22043-2025 tillsynsbegäran.docx
@@ -231,7 +231,7 @@
     <w:r>
       <w:tab/>
       <w:tab/>
-      <w:t>2025-09-01</w:t>
+      <w:t>2025-09-04</w:t>
       <w:br/>
       <w:br/>
     </w:r>

--- a/tillsyn/A 22043-2025 tillsynsbegäran.docx
+++ b/tillsyn/A 22043-2025 tillsynsbegäran.docx
@@ -231,7 +231,7 @@
     <w:r>
       <w:tab/>
       <w:tab/>
-      <w:t>2025-09-04</w:t>
+      <w:t>2025-09-05</w:t>
       <w:br/>
       <w:br/>
     </w:r>

--- a/tillsyn/A 22043-2025 tillsynsbegäran.docx
+++ b/tillsyn/A 22043-2025 tillsynsbegäran.docx
@@ -231,7 +231,7 @@
     <w:r>
       <w:tab/>
       <w:tab/>
-      <w:t>2025-09-05</w:t>
+      <w:t>2025-09-07</w:t>
       <w:br/>
       <w:br/>
     </w:r>

--- a/tillsyn/A 22043-2025 tillsynsbegäran.docx
+++ b/tillsyn/A 22043-2025 tillsynsbegäran.docx
@@ -231,7 +231,7 @@
     <w:r>
       <w:tab/>
       <w:tab/>
-      <w:t>2025-09-07</w:t>
+      <w:t>2025-09-08</w:t>
       <w:br/>
       <w:br/>
     </w:r>
